--- a/legend-dynamics/western/Pact_of_Bones_Players_Guide.docx
+++ b/legend-dynamics/western/Pact_of_Bones_Players_Guide.docx
@@ -3120,6 +3120,54 @@
                 <w:b/>
                 <w:sz w:val="19"/>
               </w:rPr>
+              <w:t xml:space="preserve">Additional Defense</w:t>
+            </w:r>
+          </w:p>
+        </w:tc>
+        <w:tc>
+          <w:tcPr/>
+          <w:p>
+            <w:pPr>
+              <w:pStyle w:val="Compact"/>
+              <w:jc w:val="left"/>
+            </w:pPr>
+            <w:r>
+              <w:rPr>
+                <w:sz w:val="19"/>
+              </w:rPr>
+              <w:t xml:space="preserve">A second defense each round: Dodge, Parry or Block, in any mix</w:t>
+            </w:r>
+          </w:p>
+        </w:tc>
+        <w:tc>
+          <w:tcPr/>
+          <w:p>
+            <w:pPr>
+              <w:pStyle w:val="Compact"/>
+              <w:jc w:val="left"/>
+            </w:pPr>
+            <w:r>
+              <w:rPr>
+                <w:sz w:val="19"/>
+              </w:rPr>
+              <w:t xml:space="preserve">1</w:t>
+            </w:r>
+          </w:p>
+        </w:tc>
+      </w:tr>
+      <w:tr>
+        <w:tc>
+          <w:tcPr/>
+          <w:p>
+            <w:pPr>
+              <w:pStyle w:val="Compact"/>
+              <w:jc w:val="left"/>
+            </w:pPr>
+            <w:r>
+              <w:rPr>
+                <w:b/>
+                <w:sz w:val="19"/>
+              </w:rPr>
               <w:t xml:space="preserve">Talisman</w:t>
             </w:r>
           </w:p>
@@ -3136,54 +3184,6 @@
                 <w:sz w:val="19"/>
               </w:rPr>
               <w:t xml:space="preserve">A ready charm from the folk traditions: a hoodoo mojo hand, a gris-gris, a Himmelsbrief (a German heaven’s letter) sewn in your coat, a buckeye blessed by a granny woman. It holds a Minor ritual agreed with the GM; break it to release it. Anyone can carry one. It’s renewed between jobs and doesn’t count against a charm limit.</w:t>
-            </w:r>
-          </w:p>
-        </w:tc>
-        <w:tc>
-          <w:tcPr/>
-          <w:p>
-            <w:pPr>
-              <w:pStyle w:val="Compact"/>
-              <w:jc w:val="left"/>
-            </w:pPr>
-            <w:r>
-              <w:rPr>
-                <w:sz w:val="19"/>
-              </w:rPr>
-              <w:t xml:space="preserve">1</w:t>
-            </w:r>
-          </w:p>
-        </w:tc>
-      </w:tr>
-      <w:tr>
-        <w:tc>
-          <w:tcPr/>
-          <w:p>
-            <w:pPr>
-              <w:pStyle w:val="Compact"/>
-              <w:jc w:val="left"/>
-            </w:pPr>
-            <w:r>
-              <w:rPr>
-                <w:b/>
-                <w:sz w:val="19"/>
-              </w:rPr>
-              <w:t xml:space="preserve">Additional Defense</w:t>
-            </w:r>
-          </w:p>
-        </w:tc>
-        <w:tc>
-          <w:tcPr/>
-          <w:p>
-            <w:pPr>
-              <w:pStyle w:val="Compact"/>
-              <w:jc w:val="left"/>
-            </w:pPr>
-            <w:r>
-              <w:rPr>
-                <w:sz w:val="19"/>
-              </w:rPr>
-              <w:t xml:space="preserve">Defend twice a round instead of once: Dodge, Parry or Block, in any mix. A second parry is still −2.</w:t>
             </w:r>
           </w:p>
         </w:tc>
@@ -6939,32 +6939,20 @@
         <w:pStyle w:val="FirstParagraph"/>
       </w:pPr>
       <w:r>
-        <w:t xml:space="preserve">Roll Shooting for a ranged attack, Melee for a weapon in hand, or Brawling for fists and grappling. If the attack succeeds, an aware target able to move may attempt Dodge. Dodge is Agility −2, with +1 for Trained Athletics or +2 for Athletics as a Specialty or Expert. Each target gets one Dodge attempt per round. A successful Dodge cancels the hit. Apply injury penalties to Dodge.</w:t>
-      </w:r>
-    </w:p>
-    <w:p>
-      <w:pPr>
-        <w:pStyle w:val="BodyText"/>
-      </w:pPr>
-      <w:r>
-        <w:t xml:space="preserve">Solid cover blocks a shot. Partial cover imposes −2 on the attack. Weapon effects apply after a hit survives any Dodge. Success margin does not increase damage.</w:t>
-      </w:r>
-    </w:p>
-    <w:bookmarkStart w:id="51" w:name="fighting-in-pact-of-bones"/>
-    <w:p>
-      <w:pPr>
-        <w:pStyle w:val="Heading3"/>
-      </w:pPr>
-      <w:r>
-        <w:t xml:space="preserve">Fighting in Pact of Bones</w:t>
-      </w:r>
-    </w:p>
-    <w:p>
-      <w:pPr>
-        <w:pStyle w:val="FirstParagraph"/>
-      </w:pPr>
-      <w:r>
-        <w:t xml:space="preserve">Pact of Bones adds these rules to the ones above.</w:t>
+        <w:t xml:space="preserve">Roll Shooting for a ranged attack, Melee for a weapon in hand, or Brawling for fists and grappling. If the attack succeeds, an aware target able to move may</w:t>
+      </w:r>
+      <w:r>
+        <w:t xml:space="preserve"> </w:t>
+      </w:r>
+      <w:r>
+        <w:rPr>
+          <w:bCs/>
+          <w:b/>
+        </w:rPr>
+        <w:t xml:space="preserve">defend</w:t>
+      </w:r>
+      <w:r>
+        <w:t xml:space="preserve">: Dodge, Parry or Block. A successful defense cancels the hit. Apply injury penalties to every defense.</w:t>
       </w:r>
     </w:p>
     <w:p>
@@ -6986,7 +6974,7 @@
         <w:t xml:space="preserve"> </w:t>
       </w:r>
       <w:r>
-        <w:t xml:space="preserve">Dodge, Parry and Block are all defenses, and you get one a round, between your turns: choose which when an attack hits. The</w:t>
+        <w:t xml:space="preserve">A target gets one defense a round, between its turns, and chooses which when an attack hits. The</w:t>
       </w:r>
       <w:r>
         <w:t xml:space="preserve"> </w:t>
@@ -7002,7 +6990,7 @@
         <w:t xml:space="preserve"> </w:t>
       </w:r>
       <w:r>
-        <w:t xml:space="preserve">Edge gives you a second.</w:t>
+        <w:t xml:space="preserve">Edge gives a second.</w:t>
       </w:r>
     </w:p>
     <w:p>
@@ -7018,13 +7006,13 @@
           <w:bCs/>
           <w:b/>
         </w:rPr>
-        <w:t xml:space="preserve">Attack quality.</w:t>
-      </w:r>
-      <w:r>
-        <w:t xml:space="preserve"> </w:t>
-      </w:r>
-      <w:r>
-        <w:t xml:space="preserve">A clean hit is harder to escape. When an attack succeeds by 3 or 4, the defense is at −1; by 5 or 6, −2; by 7 or more, −3.</w:t>
+        <w:t xml:space="preserve">Dodge</w:t>
+      </w:r>
+      <w:r>
+        <w:t xml:space="preserve"> </w:t>
+      </w:r>
+      <w:r>
+        <w:t xml:space="preserve">is Agility −2, with +1 for Trained Athletics or +2 for Athletics as a Specialty or Expert.</w:t>
       </w:r>
     </w:p>
     <w:p>
@@ -7046,7 +7034,7 @@
         <w:t xml:space="preserve"> </w:t>
       </w:r>
       <w:r>
-        <w:t xml:space="preserve">Against a blade, a club, claws or fists, you can parry instead of Dodge: roll Melee −3 with a weapon in hand, or Brawling −3 bare-handed against fists, claws and fangs. A second parry in the same round (with Additional Defense) is a further −2. Nobody parries a bullet or an arrow.</w:t>
+        <w:t xml:space="preserve">Against a weapon in hand or fists, roll Melee −3 with a weapon in hand, or Brawling −3 bare-handed against fists. A second parry in the same round (with Additional Defense) is a further −2. Nobody parries a shot or a missile.</w:t>
       </w:r>
     </w:p>
     <w:p>
@@ -7068,7 +7056,7 @@
         <w:t xml:space="preserve"> </w:t>
       </w:r>
       <w:r>
-        <w:t xml:space="preserve">With a shield, or anything that can stand in for one (a chair, a wooden slat, a crate lid, a saddle), you can block a blade, a club, claws, fists or an arrow instead of Dodge: roll Melee −2, or Melee −1 with a real shield. Nothing you can lift blocks a bullet. An improvised shield breaks the first time it blocks a hit of 2 or more boxes.</w:t>
+        <w:t xml:space="preserve">With a shield, or anything that can stand in for one (a chair, a plank, a crate lid), you can block a weapon in hand, fists, or a thrown or loosed missile: roll Melee −2, plus the shield’s bonus. Nothing you can lift blocks a gunshot or a blast. An improvised shield breaks the first time it blocks a hit of 2 or more boxes.</w:t>
       </w:r>
     </w:p>
     <w:p>
@@ -7084,33 +7072,133 @@
           <w:bCs/>
           <w:b/>
         </w:rPr>
-        <w:t xml:space="preserve">Aim.</w:t>
-      </w:r>
-      <w:r>
-        <w:t xml:space="preserve"> </w:t>
-      </w:r>
-      <w:r>
-        <w:t xml:space="preserve">Spend your action aiming at a target you can see: +1 to your next attack against it. With</w:t>
-      </w:r>
-      <w:r>
-        <w:t xml:space="preserve"> </w:t>
-      </w:r>
+        <w:t xml:space="preserve">Attack quality.</w:t>
+      </w:r>
+      <w:r>
+        <w:t xml:space="preserve"> </w:t>
+      </w:r>
+      <w:r>
+        <w:t xml:space="preserve">A clean hit is harder to escape. When an attack succeeds by 3 or 4, the defense is at −1; by 5 or 6, −2; by 7 or more, −3.</w:t>
+      </w:r>
+    </w:p>
+    <w:p>
+      <w:pPr>
+        <w:numPr>
+          <w:ilvl w:val="0"/>
+          <w:numId w:val="1008"/>
+        </w:numPr>
+        <w:pStyle w:val="Compact"/>
+      </w:pPr>
       <w:r>
         <w:rPr>
           <w:bCs/>
           <w:b/>
         </w:rPr>
-        <w:t xml:space="preserve">Careful Marksman</w:t>
-      </w:r>
-      <w:r>
-        <w:t xml:space="preserve">, the advantage’s +2 adds to this.</w:t>
+        <w:t xml:space="preserve">Aim.</w:t>
+      </w:r>
+      <w:r>
+        <w:t xml:space="preserve"> </w:t>
+      </w:r>
+      <w:r>
+        <w:t xml:space="preserve">Spend your action aiming at a target you can see: +1 to your next attack against it. An advantage that rewards aiming adds its bonus to this.</w:t>
+      </w:r>
+    </w:p>
+    <w:p>
+      <w:pPr>
+        <w:pStyle w:val="FirstParagraph"/>
+      </w:pPr>
+      <w:r>
+        <w:t xml:space="preserve">Solid cover blocks a shot. Partial cover imposes −2 on the attack. Weapon effects apply after a hit survives any defense. Success margin does not increase damage.</w:t>
+      </w:r>
+    </w:p>
+    <w:bookmarkStart w:id="51" w:name="fighting-in-pact-of-bones"/>
+    <w:p>
+      <w:pPr>
+        <w:pStyle w:val="Heading3"/>
+      </w:pPr>
+      <w:r>
+        <w:t xml:space="preserve">Fighting in Pact of Bones</w:t>
+      </w:r>
+    </w:p>
+    <w:p>
+      <w:pPr>
+        <w:pStyle w:val="FirstParagraph"/>
+      </w:pPr>
+      <w:r>
+        <w:t xml:space="preserve">Pact of Bones adds these to the attack and defense rules above.</w:t>
       </w:r>
     </w:p>
     <w:p>
       <w:pPr>
         <w:numPr>
           <w:ilvl w:val="0"/>
-          <w:numId w:val="1008"/>
+          <w:numId w:val="1009"/>
+        </w:numPr>
+        <w:pStyle w:val="Compact"/>
+      </w:pPr>
+      <w:r>
+        <w:rPr>
+          <w:bCs/>
+          <w:b/>
+        </w:rPr>
+        <w:t xml:space="preserve">Bare hands against claws.</w:t>
+      </w:r>
+      <w:r>
+        <w:t xml:space="preserve"> </w:t>
+      </w:r>
+      <w:r>
+        <w:t xml:space="preserve">Out West you can parry claws and fangs bare-handed too, not just fists: Brawling −3.</w:t>
+      </w:r>
+    </w:p>
+    <w:p>
+      <w:pPr>
+        <w:numPr>
+          <w:ilvl w:val="0"/>
+          <w:numId w:val="1009"/>
+        </w:numPr>
+        <w:pStyle w:val="Compact"/>
+      </w:pPr>
+      <w:r>
+        <w:rPr>
+          <w:bCs/>
+          <w:b/>
+        </w:rPr>
+        <w:t xml:space="preserve">Shields.</w:t>
+      </w:r>
+      <w:r>
+        <w:t xml:space="preserve"> </w:t>
+      </w:r>
+      <w:r>
+        <w:t xml:space="preserve">A real shield is rare out West: a hide shield or an iron-bound buckler gives +1 to Block. Anything at hand stands in: a chair, a wooden slat, a crate lid, a saddle.</w:t>
+      </w:r>
+    </w:p>
+    <w:p>
+      <w:pPr>
+        <w:numPr>
+          <w:ilvl w:val="0"/>
+          <w:numId w:val="1009"/>
+        </w:numPr>
+        <w:pStyle w:val="Compact"/>
+      </w:pPr>
+      <w:r>
+        <w:rPr>
+          <w:bCs/>
+          <w:b/>
+        </w:rPr>
+        <w:t xml:space="preserve">Careful Marksman.</w:t>
+      </w:r>
+      <w:r>
+        <w:t xml:space="preserve"> </w:t>
+      </w:r>
+      <w:r>
+        <w:t xml:space="preserve">Aiming with the advantage gives +3 in all: Aim’s +1 and the advantage’s +2.</w:t>
+      </w:r>
+    </w:p>
+    <w:p>
+      <w:pPr>
+        <w:numPr>
+          <w:ilvl w:val="0"/>
+          <w:numId w:val="1009"/>
         </w:numPr>
         <w:pStyle w:val="Compact"/>
       </w:pPr>
@@ -7817,7 +7905,7 @@
       <w:pPr>
         <w:numPr>
           <w:ilvl w:val="0"/>
-          <w:numId w:val="1009"/>
+          <w:numId w:val="1010"/>
         </w:numPr>
         <w:pStyle w:val="Compact"/>
       </w:pPr>
@@ -7868,7 +7956,7 @@
       <w:pPr>
         <w:numPr>
           <w:ilvl w:val="0"/>
-          <w:numId w:val="1009"/>
+          <w:numId w:val="1010"/>
         </w:numPr>
         <w:pStyle w:val="Compact"/>
       </w:pPr>
@@ -7890,7 +7978,7 @@
       <w:pPr>
         <w:numPr>
           <w:ilvl w:val="0"/>
-          <w:numId w:val="1009"/>
+          <w:numId w:val="1010"/>
         </w:numPr>
         <w:pStyle w:val="Compact"/>
       </w:pPr>
@@ -7913,7 +8001,7 @@
         <w:pStyle w:val="FirstParagraph"/>
       </w:pPr>
       <w:r>
-        <w:t xml:space="preserve">Your protection is avoiding the hit: Dodge, cover, and a Grit point, which reduces a hit by one box.</w:t>
+        <w:t xml:space="preserve">Your protection is avoiding the hit: a defense (Dodge, Parry or Block), cover, and a Grit point, which reduces a hit by one box.</w:t>
       </w:r>
     </w:p>
     <w:bookmarkEnd w:id="54"/>
@@ -9516,7 +9604,7 @@
       <w:pPr>
         <w:numPr>
           <w:ilvl w:val="0"/>
-          <w:numId w:val="1010"/>
+          <w:numId w:val="1011"/>
         </w:numPr>
         <w:pStyle w:val="Compact"/>
       </w:pPr>
@@ -9538,7 +9626,7 @@
       <w:pPr>
         <w:numPr>
           <w:ilvl w:val="0"/>
-          <w:numId w:val="1010"/>
+          <w:numId w:val="1011"/>
         </w:numPr>
         <w:pStyle w:val="Compact"/>
       </w:pPr>
@@ -9560,7 +9648,7 @@
       <w:pPr>
         <w:numPr>
           <w:ilvl w:val="0"/>
-          <w:numId w:val="1010"/>
+          <w:numId w:val="1011"/>
         </w:numPr>
         <w:pStyle w:val="Compact"/>
       </w:pPr>
@@ -10341,7 +10429,7 @@
       <w:pPr>
         <w:numPr>
           <w:ilvl w:val="0"/>
-          <w:numId w:val="1011"/>
+          <w:numId w:val="1012"/>
         </w:numPr>
         <w:pStyle w:val="Compact"/>
       </w:pPr>
@@ -10363,7 +10451,7 @@
       <w:pPr>
         <w:numPr>
           <w:ilvl w:val="0"/>
-          <w:numId w:val="1011"/>
+          <w:numId w:val="1012"/>
         </w:numPr>
         <w:pStyle w:val="Compact"/>
       </w:pPr>
@@ -10385,7 +10473,7 @@
       <w:pPr>
         <w:numPr>
           <w:ilvl w:val="0"/>
-          <w:numId w:val="1011"/>
+          <w:numId w:val="1012"/>
         </w:numPr>
         <w:pStyle w:val="Compact"/>
       </w:pPr>
@@ -14077,7 +14165,7 @@
       <w:pPr>
         <w:numPr>
           <w:ilvl w:val="0"/>
-          <w:numId w:val="1012"/>
+          <w:numId w:val="1013"/>
         </w:numPr>
         <w:pStyle w:val="Compact"/>
       </w:pPr>
@@ -14099,7 +14187,7 @@
       <w:pPr>
         <w:numPr>
           <w:ilvl w:val="0"/>
-          <w:numId w:val="1012"/>
+          <w:numId w:val="1013"/>
         </w:numPr>
         <w:pStyle w:val="Compact"/>
       </w:pPr>
@@ -14121,7 +14209,7 @@
       <w:pPr>
         <w:numPr>
           <w:ilvl w:val="0"/>
-          <w:numId w:val="1012"/>
+          <w:numId w:val="1013"/>
         </w:numPr>
         <w:pStyle w:val="Compact"/>
       </w:pPr>
@@ -14143,7 +14231,7 @@
       <w:pPr>
         <w:numPr>
           <w:ilvl w:val="0"/>
-          <w:numId w:val="1012"/>
+          <w:numId w:val="1013"/>
         </w:numPr>
         <w:pStyle w:val="Compact"/>
       </w:pPr>
@@ -14165,7 +14253,7 @@
       <w:pPr>
         <w:numPr>
           <w:ilvl w:val="0"/>
-          <w:numId w:val="1012"/>
+          <w:numId w:val="1013"/>
         </w:numPr>
         <w:pStyle w:val="Compact"/>
       </w:pPr>
@@ -14601,7 +14689,7 @@
       <w:pPr>
         <w:numPr>
           <w:ilvl w:val="0"/>
-          <w:numId w:val="1013"/>
+          <w:numId w:val="1014"/>
         </w:numPr>
         <w:pStyle w:val="Compact"/>
       </w:pPr>
@@ -14623,7 +14711,7 @@
       <w:pPr>
         <w:numPr>
           <w:ilvl w:val="0"/>
-          <w:numId w:val="1013"/>
+          <w:numId w:val="1014"/>
         </w:numPr>
         <w:pStyle w:val="Compact"/>
       </w:pPr>
@@ -14645,7 +14733,7 @@
       <w:pPr>
         <w:numPr>
           <w:ilvl w:val="0"/>
-          <w:numId w:val="1013"/>
+          <w:numId w:val="1014"/>
         </w:numPr>
         <w:pStyle w:val="Compact"/>
       </w:pPr>
@@ -14683,7 +14771,7 @@
       <w:pPr>
         <w:numPr>
           <w:ilvl w:val="0"/>
-          <w:numId w:val="1013"/>
+          <w:numId w:val="1014"/>
         </w:numPr>
         <w:pStyle w:val="Compact"/>
       </w:pPr>
@@ -15570,7 +15658,7 @@
       <w:pPr>
         <w:numPr>
           <w:ilvl w:val="0"/>
-          <w:numId w:val="1014"/>
+          <w:numId w:val="1015"/>
         </w:numPr>
         <w:pStyle w:val="Compact"/>
       </w:pPr>
@@ -15608,7 +15696,7 @@
       <w:pPr>
         <w:numPr>
           <w:ilvl w:val="0"/>
-          <w:numId w:val="1014"/>
+          <w:numId w:val="1015"/>
         </w:numPr>
         <w:pStyle w:val="Compact"/>
       </w:pPr>
@@ -15630,7 +15718,7 @@
       <w:pPr>
         <w:numPr>
           <w:ilvl w:val="0"/>
-          <w:numId w:val="1014"/>
+          <w:numId w:val="1015"/>
         </w:numPr>
         <w:pStyle w:val="Compact"/>
       </w:pPr>
@@ -16970,7 +17058,7 @@
       <w:pPr>
         <w:numPr>
           <w:ilvl w:val="0"/>
-          <w:numId w:val="1015"/>
+          <w:numId w:val="1016"/>
         </w:numPr>
         <w:pStyle w:val="Compact"/>
       </w:pPr>
@@ -17008,7 +17096,7 @@
       <w:pPr>
         <w:numPr>
           <w:ilvl w:val="0"/>
-          <w:numId w:val="1015"/>
+          <w:numId w:val="1016"/>
         </w:numPr>
         <w:pStyle w:val="Compact"/>
       </w:pPr>
@@ -17030,7 +17118,7 @@
       <w:pPr>
         <w:numPr>
           <w:ilvl w:val="0"/>
-          <w:numId w:val="1015"/>
+          <w:numId w:val="1016"/>
         </w:numPr>
         <w:pStyle w:val="Compact"/>
       </w:pPr>
@@ -17052,7 +17140,7 @@
       <w:pPr>
         <w:numPr>
           <w:ilvl w:val="0"/>
-          <w:numId w:val="1015"/>
+          <w:numId w:val="1016"/>
         </w:numPr>
         <w:pStyle w:val="Compact"/>
       </w:pPr>
@@ -17090,7 +17178,7 @@
       <w:pPr>
         <w:numPr>
           <w:ilvl w:val="0"/>
-          <w:numId w:val="1015"/>
+          <w:numId w:val="1016"/>
         </w:numPr>
         <w:pStyle w:val="Compact"/>
       </w:pPr>
@@ -17156,7 +17244,7 @@
       <w:pPr>
         <w:numPr>
           <w:ilvl w:val="0"/>
-          <w:numId w:val="1016"/>
+          <w:numId w:val="1017"/>
         </w:numPr>
         <w:pStyle w:val="Compact"/>
       </w:pPr>
@@ -17194,7 +17282,7 @@
       <w:pPr>
         <w:numPr>
           <w:ilvl w:val="0"/>
-          <w:numId w:val="1016"/>
+          <w:numId w:val="1017"/>
         </w:numPr>
         <w:pStyle w:val="Compact"/>
       </w:pPr>
@@ -17216,7 +17304,7 @@
       <w:pPr>
         <w:numPr>
           <w:ilvl w:val="0"/>
-          <w:numId w:val="1016"/>
+          <w:numId w:val="1017"/>
         </w:numPr>
         <w:pStyle w:val="Compact"/>
       </w:pPr>
@@ -17238,7 +17326,7 @@
       <w:pPr>
         <w:numPr>
           <w:ilvl w:val="0"/>
-          <w:numId w:val="1016"/>
+          <w:numId w:val="1017"/>
         </w:numPr>
         <w:pStyle w:val="Compact"/>
       </w:pPr>
@@ -17276,7 +17364,7 @@
       <w:pPr>
         <w:numPr>
           <w:ilvl w:val="0"/>
-          <w:numId w:val="1016"/>
+          <w:numId w:val="1017"/>
         </w:numPr>
         <w:pStyle w:val="Compact"/>
       </w:pPr>
@@ -17342,7 +17430,7 @@
       <w:pPr>
         <w:numPr>
           <w:ilvl w:val="0"/>
-          <w:numId w:val="1017"/>
+          <w:numId w:val="1018"/>
         </w:numPr>
         <w:pStyle w:val="Compact"/>
       </w:pPr>
@@ -17396,7 +17484,7 @@
       <w:pPr>
         <w:numPr>
           <w:ilvl w:val="0"/>
-          <w:numId w:val="1017"/>
+          <w:numId w:val="1018"/>
         </w:numPr>
         <w:pStyle w:val="Compact"/>
       </w:pPr>
@@ -17418,7 +17506,7 @@
       <w:pPr>
         <w:numPr>
           <w:ilvl w:val="0"/>
-          <w:numId w:val="1017"/>
+          <w:numId w:val="1018"/>
         </w:numPr>
         <w:pStyle w:val="Compact"/>
       </w:pPr>
@@ -17440,7 +17528,7 @@
       <w:pPr>
         <w:numPr>
           <w:ilvl w:val="0"/>
-          <w:numId w:val="1017"/>
+          <w:numId w:val="1018"/>
         </w:numPr>
         <w:pStyle w:val="Compact"/>
       </w:pPr>
@@ -17478,7 +17566,7 @@
       <w:pPr>
         <w:numPr>
           <w:ilvl w:val="0"/>
-          <w:numId w:val="1017"/>
+          <w:numId w:val="1018"/>
         </w:numPr>
         <w:pStyle w:val="Compact"/>
       </w:pPr>
@@ -17544,7 +17632,7 @@
       <w:pPr>
         <w:numPr>
           <w:ilvl w:val="0"/>
-          <w:numId w:val="1018"/>
+          <w:numId w:val="1019"/>
         </w:numPr>
         <w:pStyle w:val="Compact"/>
       </w:pPr>
@@ -17582,7 +17670,7 @@
       <w:pPr>
         <w:numPr>
           <w:ilvl w:val="0"/>
-          <w:numId w:val="1018"/>
+          <w:numId w:val="1019"/>
         </w:numPr>
         <w:pStyle w:val="Compact"/>
       </w:pPr>
@@ -17604,7 +17692,7 @@
       <w:pPr>
         <w:numPr>
           <w:ilvl w:val="0"/>
-          <w:numId w:val="1018"/>
+          <w:numId w:val="1019"/>
         </w:numPr>
         <w:pStyle w:val="Compact"/>
       </w:pPr>
@@ -17626,7 +17714,7 @@
       <w:pPr>
         <w:numPr>
           <w:ilvl w:val="0"/>
-          <w:numId w:val="1018"/>
+          <w:numId w:val="1019"/>
         </w:numPr>
         <w:pStyle w:val="Compact"/>
       </w:pPr>
@@ -17664,7 +17752,7 @@
       <w:pPr>
         <w:numPr>
           <w:ilvl w:val="0"/>
-          <w:numId w:val="1018"/>
+          <w:numId w:val="1019"/>
         </w:numPr>
         <w:pStyle w:val="Compact"/>
       </w:pPr>
@@ -17730,7 +17818,7 @@
       <w:pPr>
         <w:numPr>
           <w:ilvl w:val="0"/>
-          <w:numId w:val="1019"/>
+          <w:numId w:val="1020"/>
         </w:numPr>
         <w:pStyle w:val="Compact"/>
       </w:pPr>
@@ -17768,7 +17856,7 @@
       <w:pPr>
         <w:numPr>
           <w:ilvl w:val="0"/>
-          <w:numId w:val="1019"/>
+          <w:numId w:val="1020"/>
         </w:numPr>
         <w:pStyle w:val="Compact"/>
       </w:pPr>
@@ -17790,7 +17878,7 @@
       <w:pPr>
         <w:numPr>
           <w:ilvl w:val="0"/>
-          <w:numId w:val="1019"/>
+          <w:numId w:val="1020"/>
         </w:numPr>
         <w:pStyle w:val="Compact"/>
       </w:pPr>
@@ -17812,7 +17900,7 @@
       <w:pPr>
         <w:numPr>
           <w:ilvl w:val="0"/>
-          <w:numId w:val="1019"/>
+          <w:numId w:val="1020"/>
         </w:numPr>
         <w:pStyle w:val="Compact"/>
       </w:pPr>
@@ -17850,7 +17938,7 @@
       <w:pPr>
         <w:numPr>
           <w:ilvl w:val="0"/>
-          <w:numId w:val="1019"/>
+          <w:numId w:val="1020"/>
         </w:numPr>
         <w:pStyle w:val="Compact"/>
       </w:pPr>
@@ -17916,7 +18004,7 @@
       <w:pPr>
         <w:numPr>
           <w:ilvl w:val="0"/>
-          <w:numId w:val="1020"/>
+          <w:numId w:val="1021"/>
         </w:numPr>
         <w:pStyle w:val="Compact"/>
       </w:pPr>
@@ -17954,7 +18042,7 @@
       <w:pPr>
         <w:numPr>
           <w:ilvl w:val="0"/>
-          <w:numId w:val="1020"/>
+          <w:numId w:val="1021"/>
         </w:numPr>
         <w:pStyle w:val="Compact"/>
       </w:pPr>
@@ -17976,7 +18064,7 @@
       <w:pPr>
         <w:numPr>
           <w:ilvl w:val="0"/>
-          <w:numId w:val="1020"/>
+          <w:numId w:val="1021"/>
         </w:numPr>
         <w:pStyle w:val="Compact"/>
       </w:pPr>
@@ -17998,7 +18086,7 @@
       <w:pPr>
         <w:numPr>
           <w:ilvl w:val="0"/>
-          <w:numId w:val="1020"/>
+          <w:numId w:val="1021"/>
         </w:numPr>
         <w:pStyle w:val="Compact"/>
       </w:pPr>
@@ -18036,7 +18124,7 @@
       <w:pPr>
         <w:numPr>
           <w:ilvl w:val="0"/>
-          <w:numId w:val="1020"/>
+          <w:numId w:val="1021"/>
         </w:numPr>
         <w:pStyle w:val="Compact"/>
       </w:pPr>
@@ -21897,7 +21985,7 @@
       <w:pPr>
         <w:numPr>
           <w:ilvl w:val="0"/>
-          <w:numId w:val="1021"/>
+          <w:numId w:val="1022"/>
         </w:numPr>
         <w:pStyle w:val="Compact"/>
       </w:pPr>
@@ -22173,7 +22261,7 @@
       <w:pPr>
         <w:numPr>
           <w:ilvl w:val="0"/>
-          <w:numId w:val="1022"/>
+          <w:numId w:val="1023"/>
         </w:numPr>
         <w:pStyle w:val="Compact"/>
       </w:pPr>
@@ -22185,7 +22273,7 @@
       <w:pPr>
         <w:numPr>
           <w:ilvl w:val="0"/>
-          <w:numId w:val="1022"/>
+          <w:numId w:val="1023"/>
         </w:numPr>
         <w:pStyle w:val="Compact"/>
       </w:pPr>
@@ -22197,7 +22285,7 @@
       <w:pPr>
         <w:numPr>
           <w:ilvl w:val="0"/>
-          <w:numId w:val="1022"/>
+          <w:numId w:val="1023"/>
         </w:numPr>
         <w:pStyle w:val="Compact"/>
       </w:pPr>
@@ -22473,7 +22561,7 @@
       <w:pPr>
         <w:numPr>
           <w:ilvl w:val="0"/>
-          <w:numId w:val="1023"/>
+          <w:numId w:val="1024"/>
         </w:numPr>
         <w:pStyle w:val="Compact"/>
       </w:pPr>
@@ -22485,7 +22573,7 @@
       <w:pPr>
         <w:numPr>
           <w:ilvl w:val="0"/>
-          <w:numId w:val="1023"/>
+          <w:numId w:val="1024"/>
         </w:numPr>
         <w:pStyle w:val="Compact"/>
       </w:pPr>
@@ -22497,7 +22585,7 @@
       <w:pPr>
         <w:numPr>
           <w:ilvl w:val="0"/>
-          <w:numId w:val="1023"/>
+          <w:numId w:val="1024"/>
         </w:numPr>
         <w:pStyle w:val="Compact"/>
       </w:pPr>
@@ -23145,7 +23233,7 @@
       <w:pPr>
         <w:numPr>
           <w:ilvl w:val="0"/>
-          <w:numId w:val="1024"/>
+          <w:numId w:val="1025"/>
         </w:numPr>
         <w:pStyle w:val="Compact"/>
       </w:pPr>
@@ -23157,7 +23245,7 @@
       <w:pPr>
         <w:numPr>
           <w:ilvl w:val="0"/>
-          <w:numId w:val="1024"/>
+          <w:numId w:val="1025"/>
         </w:numPr>
         <w:pStyle w:val="Compact"/>
       </w:pPr>
@@ -23169,7 +23257,7 @@
       <w:pPr>
         <w:numPr>
           <w:ilvl w:val="0"/>
-          <w:numId w:val="1024"/>
+          <w:numId w:val="1025"/>
         </w:numPr>
         <w:pStyle w:val="Compact"/>
       </w:pPr>
@@ -23445,7 +23533,7 @@
       <w:pPr>
         <w:numPr>
           <w:ilvl w:val="0"/>
-          <w:numId w:val="1025"/>
+          <w:numId w:val="1026"/>
         </w:numPr>
         <w:pStyle w:val="Compact"/>
       </w:pPr>
@@ -23457,7 +23545,7 @@
       <w:pPr>
         <w:numPr>
           <w:ilvl w:val="0"/>
-          <w:numId w:val="1025"/>
+          <w:numId w:val="1026"/>
         </w:numPr>
         <w:pStyle w:val="Compact"/>
       </w:pPr>
@@ -23469,7 +23557,7 @@
       <w:pPr>
         <w:numPr>
           <w:ilvl w:val="0"/>
-          <w:numId w:val="1025"/>
+          <w:numId w:val="1026"/>
         </w:numPr>
         <w:pStyle w:val="Compact"/>
       </w:pPr>
@@ -23779,7 +23867,7 @@
       <w:pPr>
         <w:numPr>
           <w:ilvl w:val="0"/>
-          <w:numId w:val="1026"/>
+          <w:numId w:val="1027"/>
         </w:numPr>
         <w:pStyle w:val="Compact"/>
       </w:pPr>
@@ -23791,7 +23879,7 @@
       <w:pPr>
         <w:numPr>
           <w:ilvl w:val="0"/>
-          <w:numId w:val="1026"/>
+          <w:numId w:val="1027"/>
         </w:numPr>
         <w:pStyle w:val="Compact"/>
       </w:pPr>
@@ -23803,7 +23891,7 @@
       <w:pPr>
         <w:numPr>
           <w:ilvl w:val="0"/>
-          <w:numId w:val="1026"/>
+          <w:numId w:val="1027"/>
         </w:numPr>
         <w:pStyle w:val="Compact"/>
       </w:pPr>
@@ -24079,7 +24167,7 @@
       <w:pPr>
         <w:numPr>
           <w:ilvl w:val="0"/>
-          <w:numId w:val="1027"/>
+          <w:numId w:val="1028"/>
         </w:numPr>
         <w:pStyle w:val="Compact"/>
       </w:pPr>
@@ -24091,7 +24179,7 @@
       <w:pPr>
         <w:numPr>
           <w:ilvl w:val="0"/>
-          <w:numId w:val="1027"/>
+          <w:numId w:val="1028"/>
         </w:numPr>
         <w:pStyle w:val="Compact"/>
       </w:pPr>
@@ -24103,7 +24191,7 @@
       <w:pPr>
         <w:numPr>
           <w:ilvl w:val="0"/>
-          <w:numId w:val="1027"/>
+          <w:numId w:val="1028"/>
         </w:numPr>
         <w:pStyle w:val="Compact"/>
       </w:pPr>
@@ -24115,7 +24203,7 @@
       <w:pPr>
         <w:numPr>
           <w:ilvl w:val="0"/>
-          <w:numId w:val="1027"/>
+          <w:numId w:val="1028"/>
         </w:numPr>
         <w:pStyle w:val="Compact"/>
       </w:pPr>
@@ -24435,7 +24523,7 @@
       <w:pPr>
         <w:numPr>
           <w:ilvl w:val="0"/>
-          <w:numId w:val="1028"/>
+          <w:numId w:val="1029"/>
         </w:numPr>
         <w:pStyle w:val="Compact"/>
       </w:pPr>
@@ -24481,7 +24569,7 @@
       <w:pPr>
         <w:numPr>
           <w:ilvl w:val="0"/>
-          <w:numId w:val="1028"/>
+          <w:numId w:val="1029"/>
         </w:numPr>
         <w:pStyle w:val="Compact"/>
       </w:pPr>
@@ -24503,7 +24591,7 @@
       <w:pPr>
         <w:numPr>
           <w:ilvl w:val="0"/>
-          <w:numId w:val="1028"/>
+          <w:numId w:val="1029"/>
         </w:numPr>
         <w:pStyle w:val="Compact"/>
       </w:pPr>
@@ -24525,7 +24613,7 @@
       <w:pPr>
         <w:numPr>
           <w:ilvl w:val="0"/>
-          <w:numId w:val="1028"/>
+          <w:numId w:val="1029"/>
         </w:numPr>
         <w:pStyle w:val="Compact"/>
       </w:pPr>
@@ -25092,7 +25180,7 @@
       <w:pPr>
         <w:numPr>
           <w:ilvl w:val="0"/>
-          <w:numId w:val="1029"/>
+          <w:numId w:val="1030"/>
         </w:numPr>
         <w:pStyle w:val="Compact"/>
       </w:pPr>
@@ -25120,7 +25208,7 @@
       <w:pPr>
         <w:numPr>
           <w:ilvl w:val="0"/>
-          <w:numId w:val="1029"/>
+          <w:numId w:val="1030"/>
         </w:numPr>
         <w:pStyle w:val="Compact"/>
       </w:pPr>
@@ -25132,7 +25220,7 @@
       <w:pPr>
         <w:numPr>
           <w:ilvl w:val="0"/>
-          <w:numId w:val="1029"/>
+          <w:numId w:val="1030"/>
         </w:numPr>
         <w:pStyle w:val="Compact"/>
       </w:pPr>
@@ -25160,7 +25248,7 @@
       <w:pPr>
         <w:numPr>
           <w:ilvl w:val="0"/>
-          <w:numId w:val="1029"/>
+          <w:numId w:val="1030"/>
         </w:numPr>
         <w:pStyle w:val="Compact"/>
       </w:pPr>
@@ -26131,7 +26219,7 @@
         <w:t xml:space="preserve"> </w:t>
       </w:r>
       <w:r>
-        <w:t xml:space="preserve">move plus one action. Hit → optional Dodge → weapon effect. Dodge = Agility −2 plus Athletics training (+0, +1, +2). A 2-box weapon that brings you to three boxes leaves you Dying; at three boxes, another 2-box hit kills.</w:t>
+        <w:t xml:space="preserve">move plus one action. Hit → one defense a round (Dodge, Parry or Block; −1 to −3 against a clean hit) → weapon effect. Dodge = Agility −2 plus Athletics training (+0, +1, +2). Parry −3, Block −2 plus the shield. Aim: +1. A 2-box weapon that brings you to three boxes leaves you Dying; at three boxes, another 2-box hit kills.</w:t>
       </w:r>
     </w:p>
     <w:p>
@@ -26558,34 +26646,7 @@
     <w:abstractNumId w:val="991"/>
   </w:num>
   <w:num w:numId="1011">
-    <w:abstractNumId w:val="99411"/>
-    <w:lvlOverride w:ilvl="0">
-      <w:startOverride w:val="1"/>
-    </w:lvlOverride>
-    <w:lvlOverride w:ilvl="1">
-      <w:startOverride w:val="1"/>
-    </w:lvlOverride>
-    <w:lvlOverride w:ilvl="2">
-      <w:startOverride w:val="1"/>
-    </w:lvlOverride>
-    <w:lvlOverride w:ilvl="3">
-      <w:startOverride w:val="1"/>
-    </w:lvlOverride>
-    <w:lvlOverride w:ilvl="4">
-      <w:startOverride w:val="1"/>
-    </w:lvlOverride>
-    <w:lvlOverride w:ilvl="5">
-      <w:startOverride w:val="1"/>
-    </w:lvlOverride>
-    <w:lvlOverride w:ilvl="6">
-      <w:startOverride w:val="1"/>
-    </w:lvlOverride>
-    <w:lvlOverride w:ilvl="7">
-      <w:startOverride w:val="1"/>
-    </w:lvlOverride>
-    <w:lvlOverride w:ilvl="8">
-      <w:startOverride w:val="1"/>
-    </w:lvlOverride>
+    <w:abstractNumId w:val="991"/>
   </w:num>
   <w:num w:numId="1012">
     <w:abstractNumId w:val="99411"/>
@@ -26618,7 +26679,34 @@
     </w:lvlOverride>
   </w:num>
   <w:num w:numId="1013">
-    <w:abstractNumId w:val="991"/>
+    <w:abstractNumId w:val="99411"/>
+    <w:lvlOverride w:ilvl="0">
+      <w:startOverride w:val="1"/>
+    </w:lvlOverride>
+    <w:lvlOverride w:ilvl="1">
+      <w:startOverride w:val="1"/>
+    </w:lvlOverride>
+    <w:lvlOverride w:ilvl="2">
+      <w:startOverride w:val="1"/>
+    </w:lvlOverride>
+    <w:lvlOverride w:ilvl="3">
+      <w:startOverride w:val="1"/>
+    </w:lvlOverride>
+    <w:lvlOverride w:ilvl="4">
+      <w:startOverride w:val="1"/>
+    </w:lvlOverride>
+    <w:lvlOverride w:ilvl="5">
+      <w:startOverride w:val="1"/>
+    </w:lvlOverride>
+    <w:lvlOverride w:ilvl="6">
+      <w:startOverride w:val="1"/>
+    </w:lvlOverride>
+    <w:lvlOverride w:ilvl="7">
+      <w:startOverride w:val="1"/>
+    </w:lvlOverride>
+    <w:lvlOverride w:ilvl="8">
+      <w:startOverride w:val="1"/>
+    </w:lvlOverride>
   </w:num>
   <w:num w:numId="1014">
     <w:abstractNumId w:val="991"/>
@@ -26663,6 +26751,9 @@
     <w:abstractNumId w:val="991"/>
   </w:num>
   <w:num w:numId="1028">
+    <w:abstractNumId w:val="991"/>
+  </w:num>
+  <w:num w:numId="1029">
     <w:abstractNumId w:val="99411"/>
     <w:lvlOverride w:ilvl="0">
       <w:startOverride w:val="1"/>
@@ -26692,7 +26783,7 @@
       <w:startOverride w:val="1"/>
     </w:lvlOverride>
   </w:num>
-  <w:num w:numId="1029">
+  <w:num w:numId="1030">
     <w:abstractNumId w:val="99411"/>
     <w:lvlOverride w:ilvl="0">
       <w:startOverride w:val="1"/>
